--- a/11-python-web/homework.docx
+++ b/11-python-web/homework.docx
@@ -1286,6 +1286,134 @@
         </w:rPr>
         <w:t xml:space="preserve"> </w:t>
       </w:r>
+    </w:p>
+    <w:p>
+      <w:pPr>
+        <w:pStyle w:val="ListParagraph"/>
+        <w:numPr>
+          <w:ilvl w:val="0"/>
+          <w:numId w:val="2"/>
+        </w:numPr>
+        <w:bidi/>
+        <w:rPr>
+          <w:rFonts w:cs="Gisha"/>
+        </w:rPr>
+      </w:pPr>
+      <w:r>
+        <w:rPr>
+          <w:rFonts w:cs="Gisha" w:hint="cs"/>
+          <w:rtl/>
+        </w:rPr>
+        <w:t xml:space="preserve">לדוגמה, אם הרחבתם את הספרייה </w:t>
+      </w:r>
+      <w:r>
+        <w:rPr>
+          <w:rFonts w:cs="Gisha"/>
+        </w:rPr>
+        <w:t>fairpyx</w:t>
+      </w:r>
+      <w:r>
+        <w:rPr>
+          <w:rFonts w:cs="Gisha" w:hint="cs"/>
+          <w:rtl/>
+        </w:rPr>
+        <w:t xml:space="preserve">, אז בקובץ </w:t>
+      </w:r>
+      <w:r>
+        <w:rPr>
+          <w:rFonts w:cs="Gisha"/>
+        </w:rPr>
+        <w:t>requirements.txt</w:t>
+      </w:r>
+      <w:r>
+        <w:rPr>
+          <w:rFonts w:cs="Gisha" w:hint="cs"/>
+          <w:rtl/>
+        </w:rPr>
+        <w:t xml:space="preserve"> תהיה השורה:</w:t>
+      </w:r>
+    </w:p>
+    <w:p>
+      <w:pPr>
+        <w:pStyle w:val="ListParagraph"/>
+        <w:numPr>
+          <w:ilvl w:val="0"/>
+          <w:numId w:val="2"/>
+        </w:numPr>
+        <w:tabs>
+          <w:tab w:val="left" w:pos="916"/>
+          <w:tab w:val="left" w:pos="1832"/>
+          <w:tab w:val="left" w:pos="2748"/>
+          <w:tab w:val="left" w:pos="3664"/>
+          <w:tab w:val="left" w:pos="4580"/>
+          <w:tab w:val="left" w:pos="5496"/>
+          <w:tab w:val="left" w:pos="6412"/>
+          <w:tab w:val="left" w:pos="7328"/>
+          <w:tab w:val="left" w:pos="8244"/>
+          <w:tab w:val="left" w:pos="9160"/>
+          <w:tab w:val="left" w:pos="10076"/>
+          <w:tab w:val="left" w:pos="10992"/>
+          <w:tab w:val="left" w:pos="11908"/>
+          <w:tab w:val="left" w:pos="12824"/>
+          <w:tab w:val="left" w:pos="13740"/>
+          <w:tab w:val="left" w:pos="14656"/>
+        </w:tabs>
+        <w:suppressAutoHyphens w:val="0"/>
+        <w:spacing w:after="0" w:line="240" w:lineRule="auto"/>
+        <w:rPr>
+          <w:rFonts w:ascii="Courier New" w:eastAsia="Times New Roman" w:hAnsi="Courier New" w:cs="Courier New"/>
+          <w:sz w:val="20"/>
+          <w:szCs w:val="20"/>
+        </w:rPr>
+      </w:pPr>
+      <w:r>
+        <w:rPr>
+          <w:rFonts w:ascii="Courier New" w:eastAsia="Times New Roman" w:hAnsi="Courier New" w:cs="Courier New"/>
+          <w:sz w:val="20"/>
+          <w:szCs w:val="20"/>
+        </w:rPr>
+        <w:t>fairpyx</w:t>
+      </w:r>
+      <w:r>
+        <w:rPr>
+          <w:rFonts w:ascii="Courier New" w:eastAsia="Times New Roman" w:hAnsi="Courier New" w:cs="Courier New"/>
+          <w:sz w:val="20"/>
+          <w:szCs w:val="20"/>
+        </w:rPr>
+        <w:t xml:space="preserve"> @ git+https://github.com/</w:t>
+      </w:r>
+      <w:r>
+        <w:rPr>
+          <w:rFonts w:ascii="Courier New" w:eastAsia="Times New Roman" w:hAnsi="Courier New" w:cs="Courier New"/>
+          <w:sz w:val="20"/>
+          <w:szCs w:val="20"/>
+        </w:rPr>
+        <w:t>[your-username]</w:t>
+      </w:r>
+      <w:r>
+        <w:rPr>
+          <w:rFonts w:ascii="Courier New" w:eastAsia="Times New Roman" w:hAnsi="Courier New" w:cs="Courier New"/>
+          <w:sz w:val="20"/>
+          <w:szCs w:val="20"/>
+        </w:rPr>
+        <w:t>/</w:t>
+      </w:r>
+      <w:r>
+        <w:rPr>
+          <w:rFonts w:ascii="Courier New" w:eastAsia="Times New Roman" w:hAnsi="Courier New" w:cs="Courier New"/>
+          <w:sz w:val="20"/>
+          <w:szCs w:val="20"/>
+        </w:rPr>
+        <w:t>fairpyx</w:t>
+      </w:r>
+    </w:p>
+    <w:p>
+      <w:pPr>
+        <w:pStyle w:val="ListParagraph"/>
+        <w:rPr>
+          <w:rFonts w:cs="Gisha"/>
+        </w:rPr>
+      </w:pPr>
     </w:p>
     <w:p>
       <w:pPr>
@@ -1569,7 +1697,7 @@
         </mc:Choice>
         <mc:Fallback>
           <w:pict>
-            <v:shape w14:anchorId="6E831CEB" id="צורה אוטומטית 21" o:spid="_x0000_s1026" style="position:absolute;left:0;text-align:left;margin-left:0;margin-top:0;width:434.9pt;height:.45pt;flip:x;z-index:-503316477;visibility:visible;mso-wrap-style:square;mso-wrap-distance-left:0;mso-wrap-distance-top:0;mso-wrap-distance-right:0;mso-wrap-distance-bottom:0;mso-position-horizontal:center;mso-position-horizontal-relative:margin;mso-position-vertical:center;mso-position-vertical-relative:text;v-text-anchor:top" coordsize="21600,21600" o:gfxdata="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" path="m,l21600,21600e" filled="f" strokecolor="#95b3d7 [1940]" strokeweight=".35mm">
+            <v:shape w14:anchorId="58AD474F" id="צורה אוטומטית 21" o:spid="_x0000_s1026" style="position:absolute;left:0;text-align:left;margin-left:0;margin-top:0;width:434.9pt;height:.45pt;flip:x;z-index:-503316477;visibility:visible;mso-wrap-style:square;mso-wrap-distance-left:0;mso-wrap-distance-top:0;mso-wrap-distance-right:0;mso-wrap-distance-bottom:0;mso-position-horizontal:center;mso-position-horizontal-relative:margin;mso-position-vertical:center;mso-position-vertical-relative:text;v-text-anchor:top" coordsize="21600,21600" o:gfxdata="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" path="m,l21600,21600e" filled="f" strokecolor="#95b3d7 [1940]" strokeweight=".35mm">
               <v:path arrowok="t"/>
               <w10:wrap anchorx="margin"/>
             </v:shape>
